--- a/OSFW/DTSP_e8ight/install/docs/디지털연합트윈_설치_해설서.docx
+++ b/OSFW/DTSP_e8ight/install/docs/디지털연합트윈_설치_해설서.docx
@@ -2210,7 +2210,7 @@
                 <w:rFonts w:ascii="맑은 고딕" w:hAnsi="맑은 고딕" w:eastAsia="맑은 고딕"/>
                 <w:sz w:val="19"/>
               </w:rPr>
-              <w:t>2-kafka.sh 가 ngsild.topic·observedAt.topic 생성 (자동 생성이 꺼져 있음)</w:t>
+              <w:t>2-kafka.sh 가 .env 의 KAFKA_TOPICS 를 생성 (자동 생성이 꺼져 있음)</w:t>
             </w:r>
           </w:p>
         </w:tc>

--- a/OSFW/DTSP_e8ight/install/docs/디지털연합트윈_설치_해설서.docx
+++ b/OSFW/DTSP_e8ight/install/docs/디지털연합트윈_설치_해설서.docx
@@ -650,7 +650,7 @@
           <w:color w:val="5A6A6B"/>
           <w:sz w:val="19"/>
         </w:rPr>
-        <w:t>계정 admin / 비밀번호 ndxpro123! / 서비스 토큰은 .env 의 [2] 구역에 이미 채워져 있다. 그대로 설치한 뒤 필요하면 바꾼다.</w:t>
+        <w:t>.env 의 [2] 구역 비밀번호(CHANGE_ME)와 JWT_SECRET 을 설치 전에 반드시 채운다. NDXPRO_TOKEN 은 설치 후 data-auth 에서 발급받아 넣는다.</w:t>
       </w:r>
     </w:p>
     <w:p>
@@ -1166,7 +1166,7 @@
           <w:color w:val="182A2B"/>
           <w:sz w:val="19"/>
         </w:rPr>
-        <w:t>계정: admin@e8ight.co.kr / ndxpro123!</w:t>
+        <w:t>계정: admin@e8ight.co.kr / .env 의 ADMIN_SEED_PASSWORD 값</w:t>
       </w:r>
     </w:p>
     <w:p>
